--- a/src/win-arena-container/client/evaluation_examples_windows/examples/cognitive/assets/information-wikipedia_accessibility_definition_gold.docx
+++ b/src/win-arena-container/client/evaluation_examples_windows/examples/cognitive/assets/information-wikipedia_accessibility_definition_gold.docx
@@ -104,20 +104,7 @@
         <w:jc w:val="both"/>
       </w:pPr>
       <w:r>
-        <w:t xml:space="preserve">For the purpose of this paper, </w:t>
-      </w:r>
-      <w:r>
-        <w:rPr>
-          <w:rFonts w:eastAsia="宋体" w:hint="eastAsia"/>
-          <w:lang w:eastAsia="zh-CN"/>
-        </w:rPr>
-        <w:t>a</w:t>
-      </w:r>
-      <w:r>
-        <w:t>ccessibility is the design of products, devices, services, vehicles, or environments so as to be usable by people with disabilities</w:t>
-      </w:r>
-      <w:r>
-        <w:t>. In digital public services, this includes the ability to perceive information, understand instructions, navigate interfaces, complete tasks, and receive meaningful feedback without unnecessary barriers.</w:t>
+        <w:t>For the purpose of this paper, accessibility is the design of products, devices, services, vehicles, or environments so as to be usable by people with disabilities. In digital public services, this includes the ability to perceive information, understand instructions, navigate interfaces, complete tasks, and receive meaningful feedback without unnecessary barriers.</w:t>
       </w:r>
     </w:p>
     <w:p>
